--- a/scripts/ops/fixtures/tier0/docx.docx
+++ b/scripts/ops/fixtures/tier0/docx.docx
@@ -464,7 +464,7 @@
                     <a:graphicData uri="http://schemas.openxmlformats.org/drawingml/2006/picture">
                       <pic:pic>
                         <pic:nvPicPr>
-                          <pic:cNvPr id="0" name="facade-401.jpg"/>
+                          <pic:cNvPr id="0" name="facade-407.jpg"/>
                           <pic:cNvPicPr/>
                         </pic:nvPicPr>
                         <pic:blipFill>
@@ -703,7 +703,7 @@
                     <a:graphicData uri="http://schemas.openxmlformats.org/drawingml/2006/picture">
                       <pic:pic>
                         <pic:nvPicPr>
-                          <pic:cNvPr id="0" name="facade-402.jpg"/>
+                          <pic:cNvPr id="0" name="facade-413.jpg"/>
                           <pic:cNvPicPr/>
                         </pic:nvPicPr>
                         <pic:blipFill>
